--- a/template/附件4：本科学年论文封面、说明、承诺使用页、封底示例 .docx
+++ b/template/附件4：本科学年论文封面、说明、承诺使用页、封底示例 .docx
@@ -88,7 +88,7 @@
           <w:noProof/>
         </w:rPr>
         <w:drawing>
-          <wp:inline distT="0" distB="0" distL="0" distR="0" wp14:anchorId="5EE8CACF" wp14:editId="6E4C6BCE">
+          <wp:inline distT="0" distB="0" distL="0" distR="0" wp14:anchorId="5EE8CACF" wp14:editId="5051B86E">
             <wp:extent cx="2400300" cy="625475"/>
             <wp:effectExtent l="0" t="0" r="0" b="3175"/>
             <wp:docPr id="66168773" name="图片 66168773"/>
@@ -933,9 +933,6 @@
     <w:p>
       <w:pPr>
         <w:spacing w:line="300" w:lineRule="auto"/>
-        <w:rPr>
-          <w:rFonts w:hint="eastAsia"/>
-        </w:rPr>
       </w:pPr>
     </w:p>
     <w:p>
@@ -1844,10 +1841,18 @@
           <w:noProof/>
         </w:rPr>
         <w:drawing>
-          <wp:inline distT="0" distB="0" distL="0" distR="0" wp14:anchorId="35B4B488" wp14:editId="707E9C3F">
-            <wp:extent cx="1895475" cy="1847850"/>
-            <wp:effectExtent l="0" t="0" r="9525" b="0"/>
-            <wp:docPr id="2" name="图片 2"/>
+          <wp:anchor distT="0" distB="0" distL="114300" distR="114300" simplePos="0" relativeHeight="251659264" behindDoc="0" locked="0" layoutInCell="1" allowOverlap="1" wp14:anchorId="5D2AE29E" wp14:editId="5144B34B">
+            <wp:simplePos x="0" y="0"/>
+            <wp:positionH relativeFrom="column">
+              <wp:posOffset>1855470</wp:posOffset>
+            </wp:positionH>
+            <wp:positionV relativeFrom="paragraph">
+              <wp:posOffset>66040</wp:posOffset>
+            </wp:positionV>
+            <wp:extent cx="1860550" cy="1786255"/>
+            <wp:effectExtent l="0" t="0" r="6350" b="4445"/>
+            <wp:wrapNone/>
+            <wp:docPr id="866327783" name="图片 1" descr="徽标&#10;&#10;描述已自动生成"/>
             <wp:cNvGraphicFramePr>
               <a:graphicFrameLocks xmlns:a="http://schemas.openxmlformats.org/drawingml/2006/main" noChangeAspect="1"/>
             </wp:cNvGraphicFramePr>
@@ -1855,20 +1860,28 @@
               <a:graphicData uri="http://schemas.openxmlformats.org/drawingml/2006/picture">
                 <pic:pic xmlns:pic="http://schemas.openxmlformats.org/drawingml/2006/picture">
                   <pic:nvPicPr>
-                    <pic:cNvPr id="2" name="图片 2"/>
+                    <pic:cNvPr id="866327783" name="图片 1" descr="徽标&#10;&#10;描述已自动生成"/>
                     <pic:cNvPicPr>
-                      <a:picLocks noChangeAspect="1" noChangeArrowheads="1"/>
+                      <a:picLocks noChangeAspect="1"/>
                     </pic:cNvPicPr>
                   </pic:nvPicPr>
                   <pic:blipFill>
-                    <a:blip r:embed="rId12">
+                    <a:blip r:embed="rId12" cstate="print">
                       <a:extLst>
+                        <a:ext uri="{BEBA8EAE-BF5A-486C-A8C5-ECC9F3942E4B}">
+                          <a14:imgProps xmlns:a14="http://schemas.microsoft.com/office/drawing/2010/main">
+                            <a14:imgLayer r:embed="rId13">
+                              <a14:imgEffect>
+                                <a14:saturation sat="200000"/>
+                              </a14:imgEffect>
+                            </a14:imgLayer>
+                          </a14:imgProps>
+                        </a:ext>
                         <a:ext uri="{28A0092B-C50C-407E-A947-70E740481C1C}">
                           <a14:useLocalDpi xmlns:a14="http://schemas.microsoft.com/office/drawing/2010/main" val="0"/>
                         </a:ext>
                       </a:extLst>
                     </a:blip>
-                    <a:srcRect/>
                     <a:stretch>
                       <a:fillRect/>
                     </a:stretch>
@@ -1876,22 +1889,63 @@
                   <pic:spPr>
                     <a:xfrm>
                       <a:off x="0" y="0"/>
-                      <a:ext cx="1931621" cy="1882719"/>
+                      <a:ext cx="1860550" cy="1786255"/>
                     </a:xfrm>
                     <a:prstGeom prst="rect">
                       <a:avLst/>
                     </a:prstGeom>
-                    <a:noFill/>
-                    <a:ln>
-                      <a:noFill/>
-                    </a:ln>
                   </pic:spPr>
                 </pic:pic>
               </a:graphicData>
             </a:graphic>
-          </wp:inline>
+          </wp:anchor>
         </w:drawing>
       </w:r>
+    </w:p>
+    <w:p>
+      <w:pPr>
+        <w:jc w:val="center"/>
+        <w:rPr>
+          <w:rFonts w:eastAsia="隶书"/>
+          <w:sz w:val="52"/>
+        </w:rPr>
+      </w:pPr>
+    </w:p>
+    <w:p>
+      <w:pPr>
+        <w:jc w:val="center"/>
+        <w:rPr>
+          <w:rFonts w:eastAsia="隶书"/>
+          <w:sz w:val="52"/>
+        </w:rPr>
+      </w:pPr>
+    </w:p>
+    <w:p>
+      <w:pPr>
+        <w:jc w:val="center"/>
+        <w:rPr>
+          <w:rFonts w:eastAsia="隶书"/>
+          <w:sz w:val="52"/>
+        </w:rPr>
+      </w:pPr>
+    </w:p>
+    <w:p>
+      <w:pPr>
+        <w:jc w:val="center"/>
+        <w:rPr>
+          <w:rFonts w:eastAsia="隶书"/>
+          <w:sz w:val="52"/>
+        </w:rPr>
+      </w:pPr>
+    </w:p>
+    <w:p>
+      <w:pPr>
+        <w:jc w:val="center"/>
+        <w:rPr>
+          <w:rFonts w:eastAsia="隶书" w:hint="eastAsia"/>
+          <w:sz w:val="52"/>
+        </w:rPr>
+      </w:pPr>
     </w:p>
     <w:p>
       <w:pPr>
@@ -1941,7 +1995,7 @@
                     </pic:cNvPicPr>
                   </pic:nvPicPr>
                   <pic:blipFill>
-                    <a:blip r:embed="rId13">
+                    <a:blip r:embed="rId14">
                       <a:extLst>
                         <a:ext uri="{28A0092B-C50C-407E-A947-70E740481C1C}">
                           <a14:useLocalDpi xmlns:a14="http://schemas.microsoft.com/office/drawing/2010/main" val="0"/>
@@ -2044,8 +2098,8 @@
       </w:pPr>
     </w:p>
     <w:sectPr>
-      <w:footerReference w:type="even" r:id="rId14"/>
-      <w:footerReference w:type="default" r:id="rId15"/>
+      <w:footerReference w:type="even" r:id="rId15"/>
+      <w:footerReference w:type="default" r:id="rId16"/>
       <w:pgSz w:w="11906" w:h="16838"/>
       <w:pgMar w:top="2098" w:right="1474" w:bottom="1984" w:left="1588" w:header="851" w:footer="992" w:gutter="0"/>
       <w:cols w:space="425"/>
